--- a/nep/docx/023.content.docx
+++ b/nep/docx/023.content.docx
@@ -240,7 +240,6 @@
       </w:r>
       <w:r>
         <w:rPr>
-          <w:b/>
           <w:lang w:val="ne_NP" w:bidi="ne_NP"/>
         </w:rPr>
         <w:t>यहूदी</w:t>
@@ -253,7 +252,6 @@
       </w:r>
       <w:r>
         <w:rPr>
-          <w:b/>
           <w:lang w:val="ne_NP" w:bidi="ne_NP"/>
         </w:rPr>
         <w:t>पूजाहारीहरूले</w:t>
@@ -264,18 +262,12 @@
         </w:rPr>
         <w:t xml:space="preserve"> परमेश्वरको </w:t>
       </w:r>
-      <w:hyperlink r:id="rId13">
-        <w:r>
-          <w:rPr>
-            <w:lang w:val="ne_NP" w:bidi="ne_NP"/>
-          </w:rPr>
-          <w:rPr>
-            <w:color w:val="0000EE"/>
-            <w:u w:val="single"/>
-          </w:rPr>
-          <w:t>मन्दिरमा</w:t>
-        </w:r>
-      </w:hyperlink>
+      <w:r>
+        <w:rPr>
+          <w:lang w:val="ne_NP" w:bidi="ne_NP"/>
+        </w:rPr>
+        <w:t>मन्दिरमा</w:t>
+      </w:r>
       <w:r>
         <w:rPr>
           <w:lang w:val="ne_NP" w:bidi="ne_NP"/>
@@ -284,7 +276,6 @@
       </w:r>
       <w:r>
         <w:rPr>
-          <w:b/>
           <w:lang w:val="ne_NP" w:bidi="ne_NP"/>
         </w:rPr>
         <w:t>शुद्ध</w:t>
@@ -325,7 +316,6 @@
       </w:r>
       <w:r>
         <w:rPr>
-          <w:b/>
           <w:lang w:val="ne_NP" w:bidi="ne_NP"/>
         </w:rPr>
         <w:t>बप्तिस्मा दिने यूहन्ना</w:t>
@@ -338,7 +328,6 @@
       </w:r>
       <w:r>
         <w:rPr>
-          <w:b/>
           <w:lang w:val="ne_NP" w:bidi="ne_NP"/>
         </w:rPr>
         <w:t>पश्चात्ताप</w:t>
@@ -363,36 +352,24 @@
         </w:rPr>
         <w:t xml:space="preserve">येशू </w:t>
       </w:r>
-      <w:hyperlink r:id="rId14">
-        <w:r>
-          <w:rPr>
-            <w:lang w:val="ne_NP" w:bidi="ne_NP"/>
-          </w:rPr>
-          <w:rPr>
-            <w:color w:val="0000EE"/>
-            <w:u w:val="single"/>
-          </w:rPr>
-          <w:t>स्वर्गमा</w:t>
-        </w:r>
-      </w:hyperlink>
+      <w:r>
+        <w:rPr>
+          <w:lang w:val="ne_NP" w:bidi="ne_NP"/>
+        </w:rPr>
+        <w:t>स्वर्गमा</w:t>
+      </w:r>
       <w:r>
         <w:rPr>
           <w:lang w:val="ne_NP" w:bidi="ne_NP"/>
         </w:rPr>
         <w:t xml:space="preserve"> फर्कनु भन्दा केही अघि, येशूमा सबै </w:t>
       </w:r>
-      <w:hyperlink r:id="rId15">
-        <w:r>
-          <w:rPr>
-            <w:lang w:val="ne_NP" w:bidi="ne_NP"/>
-          </w:rPr>
-          <w:rPr>
-            <w:color w:val="0000EE"/>
-            <w:u w:val="single"/>
-          </w:rPr>
-          <w:t>अधिकार</w:t>
-        </w:r>
-      </w:hyperlink>
+      <w:r>
+        <w:rPr>
+          <w:lang w:val="ne_NP" w:bidi="ne_NP"/>
+        </w:rPr>
+        <w:t>अधिकार</w:t>
+      </w:r>
       <w:r>
         <w:rPr>
           <w:lang w:val="ne_NP" w:bidi="ne_NP"/>
@@ -401,7 +378,6 @@
       </w:r>
       <w:r>
         <w:rPr>
-          <w:b/>
           <w:lang w:val="ne_NP" w:bidi="ne_NP"/>
         </w:rPr>
         <w:t>चेलाहरू</w:t>
@@ -412,18 +388,12 @@
         </w:rPr>
         <w:t xml:space="preserve">लाई भन्नु भयो। सबै मानिसहरूलाई येशूका चेलाहरू बनाउन र पिता, पुत्र र </w:t>
       </w:r>
-      <w:hyperlink r:id="rId16">
-        <w:r>
-          <w:rPr>
-            <w:lang w:val="ne_NP" w:bidi="ne_NP"/>
-          </w:rPr>
-          <w:rPr>
-            <w:color w:val="0000EE"/>
-            <w:u w:val="single"/>
-          </w:rPr>
-          <w:t>पवित्र आत्मा</w:t>
-        </w:r>
-      </w:hyperlink>
+      <w:r>
+        <w:rPr>
+          <w:lang w:val="ne_NP" w:bidi="ne_NP"/>
+        </w:rPr>
+        <w:t>पवित्र आत्मा</w:t>
+      </w:r>
       <w:r>
         <w:rPr>
           <w:lang w:val="ne_NP" w:bidi="ne_NP"/>
@@ -446,7 +416,6 @@
       </w:r>
       <w:r>
         <w:rPr>
-          <w:b/>
           <w:lang w:val="ne_NP" w:bidi="ne_NP"/>
         </w:rPr>
         <w:t>विश्वास</w:t>
@@ -457,18 +426,12 @@
         </w:rPr>
         <w:t xml:space="preserve"> गर्ने बित्तिकै बप्तिस्मा लिए। यो बप्तिस्मा तिनीहरूको पश्चात्तापको एउटा संकेत थियो। र </w:t>
       </w:r>
-      <w:hyperlink r:id="rId17">
-        <w:r>
-          <w:rPr>
-            <w:lang w:val="ne_NP" w:bidi="ne_NP"/>
-          </w:rPr>
-          <w:rPr>
-            <w:color w:val="0000EE"/>
-            <w:u w:val="single"/>
-          </w:rPr>
-          <w:t>क्षमाकोलागि</w:t>
-        </w:r>
-      </w:hyperlink>
+      <w:r>
+        <w:rPr>
+          <w:lang w:val="ne_NP" w:bidi="ne_NP"/>
+        </w:rPr>
+        <w:t>क्षमाकोलागि</w:t>
+      </w:r>
       <w:r>
         <w:rPr>
           <w:lang w:val="ne_NP" w:bidi="ne_NP"/>
@@ -491,7 +454,6 @@
       </w:r>
       <w:r>
         <w:rPr>
-          <w:b/>
           <w:lang w:val="ne_NP" w:bidi="ne_NP"/>
         </w:rPr>
         <w:t>पापहरू</w:t>
@@ -547,7 +509,6 @@
       </w:r>
       <w:r>
         <w:rPr>
-          <w:b/>
           <w:lang w:val="ne_NP" w:bidi="ne_NP"/>
         </w:rPr>
         <w:t>ग्रीक</w:t>
@@ -560,7 +521,6 @@
       </w:r>
       <w:r>
         <w:rPr>
-          <w:b/>
           <w:lang w:val="ne_NP" w:bidi="ne_NP"/>
         </w:rPr>
         <w:t>विश्वासीहरूले</w:t>
@@ -655,7 +615,6 @@
       </w:r>
       <w:r>
         <w:rPr>
-          <w:b/>
           <w:lang w:val="ne_NP" w:bidi="ne_NP"/>
         </w:rPr>
         <w:t>पापबाट</w:t>
@@ -668,7 +627,6 @@
       </w:r>
       <w:r>
         <w:rPr>
-          <w:b/>
           <w:lang w:val="ne_NP" w:bidi="ne_NP"/>
         </w:rPr>
         <w:t>पश्चात्ताप</w:t>
@@ -679,18 +637,12 @@
         </w:rPr>
         <w:t xml:space="preserve"> गर्न र तिनीहरूको पश्चात्तापको चिन्हको रूपमा </w:t>
       </w:r>
-      <w:hyperlink r:id="rId18">
-        <w:r>
-          <w:rPr>
-            <w:lang w:val="ne_NP" w:bidi="ne_NP"/>
-          </w:rPr>
-          <w:rPr>
-            <w:color w:val="0000EE"/>
-            <w:u w:val="single"/>
-          </w:rPr>
-          <w:t>बप्तिस्मा</w:t>
-        </w:r>
-      </w:hyperlink>
+      <w:r>
+        <w:rPr>
+          <w:lang w:val="ne_NP" w:bidi="ne_NP"/>
+        </w:rPr>
+        <w:t>बप्तिस्मा</w:t>
+      </w:r>
       <w:r>
         <w:rPr>
           <w:lang w:val="ne_NP" w:bidi="ne_NP"/>
@@ -711,18 +663,12 @@
         </w:rPr>
         <w:t xml:space="preserve">यूहन्नाको आमाबुबा जकरिया र </w:t>
       </w:r>
-      <w:hyperlink r:id="rId19">
-        <w:r>
-          <w:rPr>
-            <w:lang w:val="ne_NP" w:bidi="ne_NP"/>
-          </w:rPr>
-          <w:rPr>
-            <w:color w:val="0000EE"/>
-            <w:u w:val="single"/>
-          </w:rPr>
-          <w:t>एलीशिबा</w:t>
-        </w:r>
-      </w:hyperlink>
+      <w:r>
+        <w:rPr>
+          <w:lang w:val="ne_NP" w:bidi="ne_NP"/>
+        </w:rPr>
+        <w:t>एलीशिबा</w:t>
+      </w:r>
       <w:r>
         <w:rPr>
           <w:lang w:val="ne_NP" w:bidi="ne_NP"/>
@@ -743,126 +689,84 @@
         </w:rPr>
         <w:t xml:space="preserve">जकरिया एक </w:t>
       </w:r>
-      <w:hyperlink r:id="rId20">
-        <w:r>
-          <w:rPr>
-            <w:lang w:val="ne_NP" w:bidi="ne_NP"/>
-          </w:rPr>
-          <w:rPr>
-            <w:color w:val="0000EE"/>
-            <w:u w:val="single"/>
-          </w:rPr>
-          <w:t>पूजाहारी</w:t>
-        </w:r>
-      </w:hyperlink>
+      <w:r>
+        <w:rPr>
+          <w:lang w:val="ne_NP" w:bidi="ne_NP"/>
+        </w:rPr>
+        <w:t>पूजाहारी</w:t>
+      </w:r>
       <w:r>
         <w:rPr>
           <w:lang w:val="ne_NP" w:bidi="ne_NP"/>
         </w:rPr>
         <w:t xml:space="preserve"> थिए र </w:t>
       </w:r>
-      <w:hyperlink r:id="rId21">
-        <w:r>
-          <w:rPr>
-            <w:lang w:val="ne_NP" w:bidi="ne_NP"/>
-          </w:rPr>
-          <w:rPr>
-            <w:color w:val="0000EE"/>
-            <w:u w:val="single"/>
-          </w:rPr>
-          <w:t>यरूशलेम</w:t>
-        </w:r>
-      </w:hyperlink>
+      <w:r>
+        <w:rPr>
+          <w:lang w:val="ne_NP" w:bidi="ne_NP"/>
+        </w:rPr>
+        <w:t>यरूशलेम</w:t>
+      </w:r>
       <w:r>
         <w:rPr>
           <w:lang w:val="ne_NP" w:bidi="ne_NP"/>
         </w:rPr>
         <w:t xml:space="preserve">को </w:t>
       </w:r>
-      <w:hyperlink r:id="rId13">
-        <w:r>
-          <w:rPr>
-            <w:lang w:val="ne_NP" w:bidi="ne_NP"/>
-          </w:rPr>
-          <w:rPr>
-            <w:color w:val="0000EE"/>
-            <w:u w:val="single"/>
-          </w:rPr>
-          <w:t>मन्दिरमा</w:t>
-        </w:r>
-      </w:hyperlink>
+      <w:r>
+        <w:rPr>
+          <w:lang w:val="ne_NP" w:bidi="ne_NP"/>
+        </w:rPr>
+        <w:t>मन्दिरमा</w:t>
+      </w:r>
       <w:r>
         <w:rPr>
           <w:lang w:val="ne_NP" w:bidi="ne_NP"/>
         </w:rPr>
         <w:t xml:space="preserve"> परमेश्वरको सेवा गर्थे। एक पटक, जकरिया मन्दिरमा थिए, </w:t>
       </w:r>
-      <w:hyperlink r:id="rId22">
-        <w:r>
-          <w:rPr>
-            <w:lang w:val="ne_NP" w:bidi="ne_NP"/>
-          </w:rPr>
-          <w:rPr>
-            <w:color w:val="0000EE"/>
-            <w:u w:val="single"/>
-          </w:rPr>
-          <w:t>स्वर्गदूत</w:t>
-        </w:r>
-      </w:hyperlink>
+      <w:r>
+        <w:rPr>
+          <w:lang w:val="ne_NP" w:bidi="ne_NP"/>
+        </w:rPr>
+        <w:t>स्वर्गदूत</w:t>
+      </w:r>
       <w:r>
         <w:rPr>
           <w:lang w:val="ne_NP" w:bidi="ne_NP"/>
         </w:rPr>
         <w:t xml:space="preserve"> जकरियाकहाँ देखा परे, उनकी पत्नी एलीशिबाको छोरा हुनेछ भनेर उनलाई भने। यो छोरा </w:t>
       </w:r>
-      <w:hyperlink r:id="rId23">
-        <w:r>
-          <w:rPr>
-            <w:lang w:val="ne_NP" w:bidi="ne_NP"/>
-          </w:rPr>
-          <w:rPr>
-            <w:color w:val="0000EE"/>
-            <w:u w:val="single"/>
-          </w:rPr>
-          <w:t>एलिया</w:t>
-        </w:r>
-      </w:hyperlink>
+      <w:r>
+        <w:rPr>
+          <w:lang w:val="ne_NP" w:bidi="ne_NP"/>
+        </w:rPr>
+        <w:t>एलिया</w:t>
+      </w:r>
       <w:r>
         <w:rPr>
           <w:lang w:val="ne_NP" w:bidi="ne_NP"/>
         </w:rPr>
         <w:t xml:space="preserve"> </w:t>
       </w:r>
-      <w:hyperlink r:id="rId24">
-        <w:r>
-          <w:rPr>
-            <w:lang w:val="ne_NP" w:bidi="ne_NP"/>
-          </w:rPr>
-          <w:rPr>
-            <w:color w:val="0000EE"/>
-            <w:u w:val="single"/>
-          </w:rPr>
-          <w:t>अगमवक्ता</w:t>
-        </w:r>
-      </w:hyperlink>
+      <w:r>
+        <w:rPr>
+          <w:lang w:val="ne_NP" w:bidi="ne_NP"/>
+        </w:rPr>
+        <w:t>अगमवक्ता</w:t>
+      </w:r>
       <w:r>
         <w:rPr>
           <w:lang w:val="ne_NP" w:bidi="ne_NP"/>
         </w:rPr>
         <w:t xml:space="preserve"> जस्तै परमेश्वरको सेवक हुनेछ र परमेश्वरलाई ग्रहण गर्नकालागी तयार पार्न </w:t>
       </w:r>
-      <w:hyperlink r:id="rId25">
-        <w:r>
-          <w:rPr>
-            <w:lang w:val="ne_NP" w:bidi="ne_NP"/>
-          </w:rPr>
-          <w:rPr>
-            <w:color w:val="0000EE"/>
-            <w:u w:val="single"/>
-          </w:rPr>
-          <w:t>इस्राएलका</w:t>
-        </w:r>
-      </w:hyperlink>
+      <w:r>
+        <w:rPr>
+          <w:lang w:val="ne_NP" w:bidi="ne_NP"/>
+        </w:rPr>
+        <w:t>इस्राएलका</w:t>
+      </w:r>
       <w:r>
         <w:rPr>
           <w:lang w:val="ne_NP" w:bidi="ne_NP"/>
@@ -871,7 +775,6 @@
       </w:r>
       <w:r>
         <w:rPr>
-          <w:b/>
           <w:lang w:val="ne_NP" w:bidi="ne_NP"/>
         </w:rPr>
         <w:t>विश्वास</w:t>
@@ -910,54 +813,36 @@
         </w:rPr>
         <w:t xml:space="preserve">जब यूहन्ना हुर्के, उनी </w:t>
       </w:r>
-      <w:hyperlink r:id="rId26">
-        <w:r>
-          <w:rPr>
-            <w:lang w:val="ne_NP" w:bidi="ne_NP"/>
-          </w:rPr>
-          <w:rPr>
-            <w:color w:val="0000EE"/>
-            <w:u w:val="single"/>
-          </w:rPr>
-          <w:t>मरुभूमिमा,</w:t>
-        </w:r>
-      </w:hyperlink>
+      <w:r>
+        <w:rPr>
+          <w:lang w:val="ne_NP" w:bidi="ne_NP"/>
+        </w:rPr>
+        <w:t>मरुभूमिमा,</w:t>
+      </w:r>
       <w:r>
         <w:rPr>
           <w:lang w:val="ne_NP" w:bidi="ne_NP"/>
         </w:rPr>
         <w:t xml:space="preserve"> मानिसहरूदेखि टाढा </w:t>
       </w:r>
-      <w:hyperlink r:id="rId27">
-        <w:r>
-          <w:rPr>
-            <w:lang w:val="ne_NP" w:bidi="ne_NP"/>
-          </w:rPr>
-          <w:rPr>
-            <w:color w:val="0000EE"/>
-            <w:u w:val="single"/>
-          </w:rPr>
-          <w:t>यर्दन नदीको</w:t>
-        </w:r>
-      </w:hyperlink>
+      <w:r>
+        <w:rPr>
+          <w:lang w:val="ne_NP" w:bidi="ne_NP"/>
+        </w:rPr>
+        <w:t>यर्दन नदीको</w:t>
+      </w:r>
       <w:r>
         <w:rPr>
           <w:lang w:val="ne_NP" w:bidi="ne_NP"/>
         </w:rPr>
         <w:t xml:space="preserve"> नजिकै एकान्त ठाउँमा बसोबास गर्न गए। उनले मरुभूमिमा पाईने मह र सलहहरूमा मात्र खाए। उनले खस्रो </w:t>
       </w:r>
-      <w:hyperlink r:id="rId28">
-        <w:r>
-          <w:rPr>
-            <w:lang w:val="ne_NP" w:bidi="ne_NP"/>
-          </w:rPr>
-          <w:rPr>
-            <w:color w:val="0000EE"/>
-            <w:u w:val="single"/>
-          </w:rPr>
-          <w:t>ऊँटको</w:t>
-        </w:r>
-      </w:hyperlink>
+      <w:r>
+        <w:rPr>
+          <w:lang w:val="ne_NP" w:bidi="ne_NP"/>
+        </w:rPr>
+        <w:t>ऊँटको</w:t>
+      </w:r>
       <w:r>
         <w:rPr>
           <w:lang w:val="ne_NP" w:bidi="ne_NP"/>
@@ -993,7 +878,6 @@
       </w:r>
       <w:r>
         <w:rPr>
-          <w:b/>
           <w:lang w:val="ne_NP" w:bidi="ne_NP"/>
         </w:rPr>
         <w:t>यहूदीहरू</w:t>
@@ -1018,36 +902,24 @@
         </w:rPr>
         <w:t xml:space="preserve">बप्तिस्मा दिने यूहन्नाले तिनीहरूले के गलत गरे भनेर खुला रुपमा नडराईकन मानिसहरूलाई बताए। यहूदी धार्मिक शिक्षकहरूले यूहन्नालाई मन पराएनन्। यस समयमा, राजा हेरोद एन्टिपस </w:t>
       </w:r>
-      <w:hyperlink r:id="rId29">
-        <w:r>
-          <w:rPr>
-            <w:lang w:val="ne_NP" w:bidi="ne_NP"/>
-          </w:rPr>
-          <w:rPr>
-            <w:color w:val="0000EE"/>
-            <w:u w:val="single"/>
-          </w:rPr>
-          <w:t>यहूदियामा</w:t>
-        </w:r>
-      </w:hyperlink>
+      <w:r>
+        <w:rPr>
+          <w:lang w:val="ne_NP" w:bidi="ne_NP"/>
+        </w:rPr>
+        <w:t>यहूदियामा</w:t>
+      </w:r>
       <w:r>
         <w:rPr>
           <w:lang w:val="ne_NP" w:bidi="ne_NP"/>
         </w:rPr>
         <w:t xml:space="preserve"> शासन गरिरहेका थिए। यिनी राजा हेरोदको छोरा थिए जसले येशूलाई शिशु हुँदा मार्ने प्रयास गरेको थिए। हेरोद एन्टिपस आफ्नो भाइको पत्नीसँग बसिरहेका थिए, र यूहन्नाले उनलाई यो गलत हो भनेर खुलेर भने। यस कारणले गर्दा यि स्त्री यूहन्नासँग रिसाईन र उनलाई मार्ने प्रयास गरिन, तर राजा हेरोदले यूहन्नालाई आदर गर्थे र उनलाई मार्न चाहेनन्। तर </w:t>
       </w:r>
-      <w:hyperlink r:id="rId30">
-        <w:r>
-          <w:rPr>
-            <w:lang w:val="ne_NP" w:bidi="ne_NP"/>
-          </w:rPr>
-          <w:rPr>
-            <w:color w:val="0000EE"/>
-            <w:u w:val="single"/>
-          </w:rPr>
-          <w:t>राजाले</w:t>
-        </w:r>
-      </w:hyperlink>
+      <w:r>
+        <w:rPr>
+          <w:lang w:val="ne_NP" w:bidi="ne_NP"/>
+        </w:rPr>
+        <w:t>राजाले</w:t>
+      </w:r>
       <w:r>
         <w:rPr>
           <w:lang w:val="ne_NP" w:bidi="ne_NP"/>
@@ -1068,18 +940,12 @@
         </w:rPr>
         <w:t xml:space="preserve">बप्तिस्मा दिने यूहन्ना येशूको नातेदार थिए। उनको आमा एलीशिबा येशूको आमा </w:t>
       </w:r>
-      <w:hyperlink r:id="rId31">
-        <w:r>
-          <w:rPr>
-            <w:lang w:val="ne_NP" w:bidi="ne_NP"/>
-          </w:rPr>
-          <w:rPr>
-            <w:color w:val="0000EE"/>
-            <w:u w:val="single"/>
-          </w:rPr>
-          <w:t>मरियमको</w:t>
-        </w:r>
-      </w:hyperlink>
+      <w:r>
+        <w:rPr>
+          <w:lang w:val="ne_NP" w:bidi="ne_NP"/>
+        </w:rPr>
+        <w:t>मरियमको</w:t>
+      </w:r>
       <w:r>
         <w:rPr>
           <w:lang w:val="ne_NP" w:bidi="ne_NP"/>
@@ -1141,36 +1007,24 @@
         </w:rPr>
         <w:t xml:space="preserve"> परमेश्वरलाई दिइएको उपहार हो। प्राय: मानिसहरूले उपहारलाई माटो वा ठूला ढुङ्गाले बनेको मञ्चमा राख्थे, जसलाई </w:t>
       </w:r>
-      <w:hyperlink r:id="rId32">
-        <w:r>
-          <w:rPr>
-            <w:lang w:val="ne_NP" w:bidi="ne_NP"/>
-          </w:rPr>
-          <w:rPr>
-            <w:color w:val="0000EE"/>
-            <w:u w:val="single"/>
-          </w:rPr>
-          <w:t>वेदी</w:t>
-        </w:r>
-      </w:hyperlink>
+      <w:r>
+        <w:rPr>
+          <w:lang w:val="ne_NP" w:bidi="ne_NP"/>
+        </w:rPr>
+        <w:t>वेदी</w:t>
+      </w:r>
       <w:r>
         <w:rPr>
           <w:lang w:val="ne_NP" w:bidi="ne_NP"/>
         </w:rPr>
         <w:t xml:space="preserve"> भनिन्थ्यो। मानिसहरूले कुनै कुराको लागि परमेश्वरलाई धन्यवाद दिन, परमेश्वरको </w:t>
       </w:r>
-      <w:hyperlink r:id="rId33">
-        <w:r>
-          <w:rPr>
-            <w:lang w:val="ne_NP" w:bidi="ne_NP"/>
-          </w:rPr>
-          <w:rPr>
-            <w:color w:val="0000EE"/>
-            <w:u w:val="single"/>
-          </w:rPr>
-          <w:t>आराधना</w:t>
-        </w:r>
-      </w:hyperlink>
+      <w:r>
+        <w:rPr>
+          <w:lang w:val="ne_NP" w:bidi="ne_NP"/>
+        </w:rPr>
+        <w:t>आराधना</w:t>
+      </w:r>
       <w:r>
         <w:rPr>
           <w:lang w:val="ne_NP" w:bidi="ne_NP"/>
@@ -1190,18 +1044,12 @@
         </w:rPr>
         <w:t xml:space="preserve"> पुष्टि गर्न वा तिनीहरूले गरेको गलत कुराको लागि </w:t>
       </w:r>
-      <w:hyperlink r:id="rId17">
-        <w:r>
-          <w:rPr>
-            <w:lang w:val="ne_NP" w:bidi="ne_NP"/>
-          </w:rPr>
-          <w:rPr>
-            <w:color w:val="0000EE"/>
-            <w:u w:val="single"/>
-          </w:rPr>
-          <w:t>क्षमा</w:t>
-        </w:r>
-      </w:hyperlink>
+      <w:r>
+        <w:rPr>
+          <w:lang w:val="ne_NP" w:bidi="ne_NP"/>
+        </w:rPr>
+        <w:t>क्षमा</w:t>
+      </w:r>
       <w:r>
         <w:rPr>
           <w:lang w:val="ne_NP" w:bidi="ne_NP"/>
@@ -1222,18 +1070,12 @@
         </w:rPr>
         <w:t xml:space="preserve">पुरानो नियमको सुरुमा, मानिसहरूले परमेश्वरलाई बलिदानहरू चढाएको धेरै कथाहरू छन्: कयिन र हाबिल, नूह र </w:t>
       </w:r>
-      <w:hyperlink r:id="rId34">
-        <w:r>
-          <w:rPr>
-            <w:lang w:val="ne_NP" w:bidi="ne_NP"/>
-          </w:rPr>
-          <w:rPr>
-            <w:color w:val="0000EE"/>
-            <w:u w:val="single"/>
-          </w:rPr>
-          <w:t>अब्राहाम</w:t>
-        </w:r>
-      </w:hyperlink>
+      <w:r>
+        <w:rPr>
+          <w:lang w:val="ne_NP" w:bidi="ne_NP"/>
+        </w:rPr>
+        <w:t>अब्राहाम</w:t>
+      </w:r>
       <w:r>
         <w:rPr>
           <w:lang w:val="ne_NP" w:bidi="ne_NP"/>
@@ -1242,7 +1084,6 @@
       </w:r>
       <w:r>
         <w:rPr>
-          <w:b/>
           <w:lang w:val="ne_NP" w:bidi="ne_NP"/>
         </w:rPr>
         <w:t>इस्राएलीहरूलाई</w:t>
@@ -1253,72 +1094,48 @@
         </w:rPr>
         <w:t xml:space="preserve"> आफ्नो </w:t>
       </w:r>
-      <w:hyperlink r:id="rId35">
-        <w:r>
-          <w:rPr>
-            <w:lang w:val="ne_NP" w:bidi="ne_NP"/>
-          </w:rPr>
-          <w:rPr>
-            <w:color w:val="0000EE"/>
-            <w:u w:val="single"/>
-          </w:rPr>
-          <w:t>व्यवस्था</w:t>
-        </w:r>
-      </w:hyperlink>
+      <w:r>
+        <w:rPr>
+          <w:lang w:val="ne_NP" w:bidi="ne_NP"/>
+        </w:rPr>
+        <w:t>व्यवस्था</w:t>
+      </w:r>
       <w:r>
         <w:rPr>
           <w:lang w:val="ne_NP" w:bidi="ne_NP"/>
         </w:rPr>
         <w:t xml:space="preserve"> दिनुभयो, तब परमेश्वरले मानिसहरूलाई बलिदान कसरी चढाउने भन्ने बारेमा निर्देशनहरू दिनुभयो। मानिसहरूले परमेश्वरको निम्ति आफ्नो बलिदानलाई तिनीहरूले चाहेको ठाउँमा ल्याउन सक्दैनथे: तिनीहरूले आफ्नो बलिदानलाई </w:t>
       </w:r>
-      <w:hyperlink r:id="rId36">
-        <w:r>
-          <w:rPr>
-            <w:lang w:val="ne_NP" w:bidi="ne_NP"/>
-          </w:rPr>
-          <w:rPr>
-            <w:color w:val="0000EE"/>
-            <w:u w:val="single"/>
-          </w:rPr>
-          <w:t>पालमा</w:t>
-        </w:r>
-      </w:hyperlink>
+      <w:r>
+        <w:rPr>
+          <w:lang w:val="ne_NP" w:bidi="ne_NP"/>
+        </w:rPr>
+        <w:t>पालमा</w:t>
+      </w:r>
       <w:r>
         <w:rPr>
           <w:lang w:val="ne_NP" w:bidi="ne_NP"/>
         </w:rPr>
         <w:t xml:space="preserve"> र पछि </w:t>
       </w:r>
-      <w:hyperlink r:id="rId13">
-        <w:r>
-          <w:rPr>
-            <w:lang w:val="ne_NP" w:bidi="ne_NP"/>
-          </w:rPr>
-          <w:rPr>
-            <w:color w:val="0000EE"/>
-            <w:u w:val="single"/>
-          </w:rPr>
-          <w:t>मन्दिरमा</w:t>
-        </w:r>
-      </w:hyperlink>
+      <w:r>
+        <w:rPr>
+          <w:lang w:val="ne_NP" w:bidi="ne_NP"/>
+        </w:rPr>
+        <w:t>मन्दिरमा</w:t>
+      </w:r>
       <w:r>
         <w:rPr>
           <w:lang w:val="ne_NP" w:bidi="ne_NP"/>
         </w:rPr>
         <w:t xml:space="preserve"> ल्याउनु पर्थ्यो। पाल त्यो ठाउँ थियो जहाँ इस्राएलीहरूले परमेश्वरको आराधना गर्थे। यो इस्राएलीहरूले </w:t>
       </w:r>
-      <w:hyperlink r:id="rId26">
-        <w:r>
-          <w:rPr>
-            <w:lang w:val="ne_NP" w:bidi="ne_NP"/>
-          </w:rPr>
-          <w:rPr>
-            <w:color w:val="0000EE"/>
-            <w:u w:val="single"/>
-          </w:rPr>
-          <w:t>मरुभूमिमा</w:t>
-        </w:r>
-      </w:hyperlink>
+      <w:r>
+        <w:rPr>
+          <w:lang w:val="ne_NP" w:bidi="ne_NP"/>
+        </w:rPr>
+        <w:t>मरुभूमिमा</w:t>
+      </w:r>
       <w:r>
         <w:rPr>
           <w:lang w:val="ne_NP" w:bidi="ne_NP"/>
@@ -1335,7 +1152,6 @@
       </w:r>
       <w:r>
         <w:rPr>
-          <w:b/>
           <w:lang w:val="ne_NP" w:bidi="ne_NP"/>
         </w:rPr>
         <w:t>पूजाहारीहरू</w:t>
@@ -1348,7 +1164,6 @@
       </w:r>
       <w:r>
         <w:rPr>
-          <w:b/>
           <w:lang w:val="ne_NP" w:bidi="ne_NP"/>
         </w:rPr>
         <w:t>बलिदानहरू</w:t>
@@ -1361,7 +1176,6 @@
       </w:r>
       <w:r>
         <w:rPr>
-          <w:b/>
           <w:lang w:val="ne_NP" w:bidi="ne_NP"/>
         </w:rPr>
         <w:t>पापी</w:t>
@@ -1372,18 +1186,12 @@
         </w:rPr>
         <w:t xml:space="preserve"> छन, त्यसैले मानिसहरू परमेश्वरको अगाडि आउन सक्दैनन् किनभने परमेश्वर </w:t>
       </w:r>
-      <w:hyperlink r:id="rId37">
-        <w:r>
-          <w:rPr>
-            <w:lang w:val="ne_NP" w:bidi="ne_NP"/>
-          </w:rPr>
-          <w:rPr>
-            <w:color w:val="0000EE"/>
-            <w:u w:val="single"/>
-          </w:rPr>
-          <w:t>पवित्र</w:t>
-        </w:r>
-      </w:hyperlink>
+      <w:r>
+        <w:rPr>
+          <w:lang w:val="ne_NP" w:bidi="ne_NP"/>
+        </w:rPr>
+        <w:t>पवित्र</w:t>
+      </w:r>
       <w:r>
         <w:rPr>
           <w:lang w:val="ne_NP" w:bidi="ne_NP"/>
@@ -1392,7 +1200,6 @@
       </w:r>
       <w:r>
         <w:rPr>
-          <w:b/>
           <w:lang w:val="ne_NP" w:bidi="ne_NP"/>
         </w:rPr>
         <w:t>शुद्ध</w:t>
@@ -1417,54 +1224,36 @@
         </w:rPr>
         <w:t xml:space="preserve">येशू </w:t>
       </w:r>
-      <w:hyperlink r:id="rId14">
-        <w:r>
-          <w:rPr>
-            <w:lang w:val="ne_NP" w:bidi="ne_NP"/>
-          </w:rPr>
-          <w:rPr>
-            <w:color w:val="0000EE"/>
-            <w:u w:val="single"/>
-          </w:rPr>
-          <w:t>स्वर्गमा</w:t>
-        </w:r>
-      </w:hyperlink>
+      <w:r>
+        <w:rPr>
+          <w:lang w:val="ne_NP" w:bidi="ne_NP"/>
+        </w:rPr>
+        <w:t>स्वर्गमा</w:t>
+      </w:r>
       <w:r>
         <w:rPr>
           <w:lang w:val="ne_NP" w:bidi="ne_NP"/>
         </w:rPr>
         <w:t xml:space="preserve"> फर्केको लगभग ४० वर्षपछि, रोमी मानिसहरूले </w:t>
       </w:r>
-      <w:hyperlink r:id="rId21">
-        <w:r>
-          <w:rPr>
-            <w:lang w:val="ne_NP" w:bidi="ne_NP"/>
-          </w:rPr>
-          <w:rPr>
-            <w:color w:val="0000EE"/>
-            <w:u w:val="single"/>
-          </w:rPr>
-          <w:t>यरूशलेमको</w:t>
-        </w:r>
-      </w:hyperlink>
+      <w:r>
+        <w:rPr>
+          <w:lang w:val="ne_NP" w:bidi="ne_NP"/>
+        </w:rPr>
+        <w:t>यरूशलेमको</w:t>
+      </w:r>
       <w:r>
         <w:rPr>
           <w:lang w:val="ne_NP" w:bidi="ne_NP"/>
         </w:rPr>
         <w:t xml:space="preserve"> </w:t>
       </w:r>
-      <w:hyperlink r:id="rId13">
-        <w:r>
-          <w:rPr>
-            <w:lang w:val="ne_NP" w:bidi="ne_NP"/>
-          </w:rPr>
-          <w:rPr>
-            <w:color w:val="0000EE"/>
-            <w:u w:val="single"/>
-          </w:rPr>
-          <w:t>मन्दिर</w:t>
-        </w:r>
-      </w:hyperlink>
+      <w:r>
+        <w:rPr>
+          <w:lang w:val="ne_NP" w:bidi="ne_NP"/>
+        </w:rPr>
+        <w:t>मन्दिर</w:t>
+      </w:r>
       <w:r>
         <w:rPr>
           <w:lang w:val="ne_NP" w:bidi="ne_NP"/>
@@ -1473,7 +1262,6 @@
       </w:r>
       <w:r>
         <w:rPr>
-          <w:b/>
           <w:lang w:val="ne_NP" w:bidi="ne_NP"/>
         </w:rPr>
         <w:t>यहूदीहरूले</w:t>
@@ -1555,7 +1343,6 @@
       </w:r>
       <w:r>
         <w:rPr>
-          <w:b/>
           <w:lang w:val="ne_NP" w:bidi="ne_NP"/>
         </w:rPr>
         <w:t>सन्तानको</w:t>
@@ -1724,54 +1511,36 @@
         </w:rPr>
         <w:t xml:space="preserve">बेथलेहेम </w:t>
       </w:r>
-      <w:hyperlink r:id="rId25">
-        <w:r>
-          <w:rPr>
-            <w:lang w:val="ne_NP" w:bidi="ne_NP"/>
-          </w:rPr>
-          <w:rPr>
-            <w:color w:val="0000EE"/>
-            <w:u w:val="single"/>
-          </w:rPr>
-          <w:t>इस्राएलको</w:t>
-        </w:r>
-      </w:hyperlink>
+      <w:r>
+        <w:rPr>
+          <w:lang w:val="ne_NP" w:bidi="ne_NP"/>
+        </w:rPr>
+        <w:t>इस्राएलको</w:t>
+      </w:r>
       <w:r>
         <w:rPr>
           <w:lang w:val="ne_NP" w:bidi="ne_NP"/>
         </w:rPr>
         <w:t xml:space="preserve"> एउटा सानो गाउँ थियो। बेथलेहेम नामको अर्थ "रोटीको घर" हो। पुरानो नियममा, रूथको पुस्तकमा भएका घटनाहरू बेथलेहेममा भएका थिए। रूथ मोआबी स्त्री थिइन्, त्यसैले उनी </w:t>
       </w:r>
-      <w:hyperlink r:id="rId38">
-        <w:r>
-          <w:rPr>
-            <w:lang w:val="ne_NP" w:bidi="ne_NP"/>
-          </w:rPr>
-          <w:rPr>
-            <w:color w:val="0000EE"/>
-            <w:u w:val="single"/>
-          </w:rPr>
-          <w:t>इस्राएली</w:t>
-        </w:r>
-      </w:hyperlink>
+      <w:r>
+        <w:rPr>
+          <w:lang w:val="ne_NP" w:bidi="ne_NP"/>
+        </w:rPr>
+        <w:t>इस्राएली</w:t>
+      </w:r>
       <w:r>
         <w:rPr>
           <w:lang w:val="ne_NP" w:bidi="ne_NP"/>
         </w:rPr>
         <w:t xml:space="preserve"> थिइनन्। रूथको पहिलो पति मरेको थियो, त्यसैले रूथ आफ्नि इस्राएली सासू संग बेथलेहेममा बस्न आइन। पछि, रूथले बेथलेहेमको एक इस्राएली मानिससँग विवाह गरिन। </w:t>
       </w:r>
-      <w:hyperlink r:id="rId39">
-        <w:r>
-          <w:rPr>
-            <w:lang w:val="ne_NP" w:bidi="ne_NP"/>
-          </w:rPr>
-          <w:rPr>
-            <w:color w:val="0000EE"/>
-            <w:u w:val="single"/>
-          </w:rPr>
-          <w:t>दाऊद</w:t>
-        </w:r>
-      </w:hyperlink>
+      <w:r>
+        <w:rPr>
+          <w:lang w:val="ne_NP" w:bidi="ne_NP"/>
+        </w:rPr>
+        <w:t>दाऊद</w:t>
+      </w:r>
       <w:r>
         <w:rPr>
           <w:lang w:val="ne_NP" w:bidi="ne_NP"/>
@@ -1806,54 +1575,36 @@
         </w:rPr>
         <w:t xml:space="preserve">बेथलेहेममा अर्को अति महत्त्वपूर्ण शासक जन्मिनेछ भनेर परमेश्वरले पछि </w:t>
       </w:r>
-      <w:hyperlink r:id="rId24">
-        <w:r>
-          <w:rPr>
-            <w:lang w:val="ne_NP" w:bidi="ne_NP"/>
-          </w:rPr>
-          <w:rPr>
-            <w:color w:val="0000EE"/>
-            <w:u w:val="single"/>
-          </w:rPr>
-          <w:t>अगमवक्ता</w:t>
-        </w:r>
-      </w:hyperlink>
+      <w:r>
+        <w:rPr>
+          <w:lang w:val="ne_NP" w:bidi="ne_NP"/>
+        </w:rPr>
+        <w:t>अगमवक्ता</w:t>
+      </w:r>
       <w:r>
         <w:rPr>
           <w:lang w:val="ne_NP" w:bidi="ne_NP"/>
         </w:rPr>
         <w:t xml:space="preserve"> मीकालाई भन्नु भयो। त्यसैले परमेश्वरले पठाउने प्रतिज्ञा गर्नुभएको विशेष राजा र </w:t>
       </w:r>
-      <w:hyperlink r:id="rId40">
-        <w:r>
-          <w:rPr>
-            <w:lang w:val="ne_NP" w:bidi="ne_NP"/>
-          </w:rPr>
-          <w:rPr>
-            <w:color w:val="0000EE"/>
-            <w:u w:val="single"/>
-          </w:rPr>
-          <w:t>मुक्तिदाता</w:t>
-        </w:r>
-      </w:hyperlink>
+      <w:r>
+        <w:rPr>
+          <w:lang w:val="ne_NP" w:bidi="ne_NP"/>
+        </w:rPr>
+        <w:t>मुक्तिदाता</w:t>
+      </w:r>
       <w:r>
         <w:rPr>
           <w:lang w:val="ne_NP" w:bidi="ne_NP"/>
         </w:rPr>
         <w:t xml:space="preserve"> </w:t>
       </w:r>
-      <w:hyperlink r:id="rId41">
-        <w:r>
-          <w:rPr>
-            <w:lang w:val="ne_NP" w:bidi="ne_NP"/>
-          </w:rPr>
-          <w:rPr>
-            <w:color w:val="0000EE"/>
-            <w:u w:val="single"/>
-          </w:rPr>
-          <w:t>मसीह</w:t>
-        </w:r>
-      </w:hyperlink>
+      <w:r>
+        <w:rPr>
+          <w:lang w:val="ne_NP" w:bidi="ne_NP"/>
+        </w:rPr>
+        <w:t>मसीह</w:t>
+      </w:r>
       <w:r>
         <w:rPr>
           <w:lang w:val="ne_NP" w:bidi="ne_NP"/>
@@ -1862,7 +1613,6 @@
       </w:r>
       <w:r>
         <w:rPr>
-          <w:b/>
           <w:lang w:val="ne_NP" w:bidi="ne_NP"/>
         </w:rPr>
         <w:t>यहूदीहरूले</w:t>
@@ -1901,18 +1651,12 @@
         </w:rPr>
         <w:t xml:space="preserve">बेथलेहेम </w:t>
       </w:r>
-      <w:hyperlink r:id="rId21">
-        <w:r>
-          <w:rPr>
-            <w:lang w:val="ne_NP" w:bidi="ne_NP"/>
-          </w:rPr>
-          <w:rPr>
-            <w:color w:val="0000EE"/>
-            <w:u w:val="single"/>
-          </w:rPr>
-          <w:t>यरूशलेम</w:t>
-        </w:r>
-      </w:hyperlink>
+      <w:r>
+        <w:rPr>
+          <w:lang w:val="ne_NP" w:bidi="ne_NP"/>
+        </w:rPr>
+        <w:t>यरूशलेम</w:t>
+      </w:r>
       <w:r>
         <w:rPr>
           <w:lang w:val="ne_NP" w:bidi="ne_NP"/>
@@ -1974,36 +1718,24 @@
         </w:rPr>
         <w:t xml:space="preserve"> </w:t>
       </w:r>
-      <w:hyperlink r:id="rId42">
-        <w:r>
-          <w:rPr>
-            <w:lang w:val="ne_NP" w:bidi="ne_NP"/>
-          </w:rPr>
-          <w:rPr>
-            <w:color w:val="0000EE"/>
-            <w:u w:val="single"/>
-          </w:rPr>
-          <w:t>गालील</w:t>
-        </w:r>
-      </w:hyperlink>
+      <w:r>
+        <w:rPr>
+          <w:lang w:val="ne_NP" w:bidi="ne_NP"/>
+        </w:rPr>
+        <w:t>गालील</w:t>
+      </w:r>
       <w:r>
         <w:rPr>
           <w:lang w:val="ne_NP" w:bidi="ne_NP"/>
         </w:rPr>
         <w:t xml:space="preserve"> प्रान्तको एउटा गाउँ हो। यो सायद </w:t>
       </w:r>
-      <w:hyperlink r:id="rId43">
-        <w:r>
-          <w:rPr>
-            <w:lang w:val="ne_NP" w:bidi="ne_NP"/>
-          </w:rPr>
-          <w:rPr>
-            <w:color w:val="0000EE"/>
-            <w:u w:val="single"/>
-          </w:rPr>
-          <w:t>कफर्नहुम</w:t>
-        </w:r>
-      </w:hyperlink>
+      <w:r>
+        <w:rPr>
+          <w:lang w:val="ne_NP" w:bidi="ne_NP"/>
+        </w:rPr>
+        <w:t>कफर्नहुम</w:t>
+      </w:r>
       <w:r>
         <w:rPr>
           <w:lang w:val="ne_NP" w:bidi="ne_NP"/>
@@ -2012,7 +1744,6 @@
       </w:r>
       <w:r>
         <w:rPr>
-          <w:b/>
           <w:lang w:val="ne_NP" w:bidi="ne_NP"/>
         </w:rPr>
         <w:t>चेलाहरू</w:t>
@@ -2023,36 +1754,24 @@
         </w:rPr>
         <w:t xml:space="preserve"> अन्द्रियास र पत्रुस बेथसेदाबाट आएका थिए भनेर </w:t>
       </w:r>
-      <w:hyperlink r:id="rId44">
-        <w:r>
-          <w:rPr>
-            <w:lang w:val="ne_NP" w:bidi="ne_NP"/>
-          </w:rPr>
-          <w:rPr>
-            <w:color w:val="0000EE"/>
-            <w:u w:val="single"/>
-          </w:rPr>
-          <w:t>यूहन्नाले</w:t>
-        </w:r>
-      </w:hyperlink>
+      <w:r>
+        <w:rPr>
+          <w:lang w:val="ne_NP" w:bidi="ne_NP"/>
+        </w:rPr>
+        <w:t>यूहन्नाले</w:t>
+      </w:r>
       <w:r>
         <w:rPr>
           <w:lang w:val="ne_NP" w:bidi="ne_NP"/>
         </w:rPr>
         <w:t xml:space="preserve"> हामीलाई भन्नुहुन्छ, तर तिनीहरू कफर्नहुममा बसेका थिए भनेर मर्कूसले हामीलाई भन्नुहुन्छ। गाउँ </w:t>
       </w:r>
-      <w:hyperlink r:id="rId45">
-        <w:r>
-          <w:rPr>
-            <w:lang w:val="ne_NP" w:bidi="ne_NP"/>
-          </w:rPr>
-          <w:rPr>
-            <w:color w:val="0000EE"/>
-            <w:u w:val="single"/>
-          </w:rPr>
-          <w:t>गालील समुद्रको</w:t>
-        </w:r>
-      </w:hyperlink>
+      <w:r>
+        <w:rPr>
+          <w:lang w:val="ne_NP" w:bidi="ne_NP"/>
+        </w:rPr>
+        <w:t>गालील समुद्रको</w:t>
+      </w:r>
       <w:r>
         <w:rPr>
           <w:lang w:val="ne_NP" w:bidi="ne_NP"/>
